--- a/content/Bios/Willie_White.docx
+++ b/content/Bios/Willie_White.docx
@@ -1,186 +1,8 @@
 
 <file path=word/document.xml><?xml version="1.0" encoding="utf-8"?>
-<w:document xmlns:w14="http://schemas.microsoft.com/office/word/2010/wordml" xmlns:wp14="http://schemas.microsoft.com/office/word/2010/wordprocessingDrawing" xmlns:w="http://schemas.openxmlformats.org/wordprocessingml/2006/main" xmlns:m="http://schemas.openxmlformats.org/officeDocument/2006/math" xmlns:r="http://schemas.openxmlformats.org/officeDocument/2006/relationships" xmlns:o="urn:schemas-microsoft-com:office:office" xmlns:v="urn:schemas-microsoft-com:vml" xmlns:w10="urn:schemas-microsoft-com:office:word" xmlns:a="http://schemas.openxmlformats.org/drawingml/2006/main" xmlns:pic="http://schemas.openxmlformats.org/drawingml/2006/picture" xmlns:wp="http://schemas.openxmlformats.org/drawingml/2006/wordprocessingDrawing" xmlns:mc="http://schemas.openxmlformats.org/markup-compatibility/2006" mc:Ignorable="w14 wp14">
+<w:document xmlns:ns1="http://schemas.openxmlformats.org/markup-compatibility/2006" xmlns:ns2="http://schemas.microsoft.com/office/word/2010/wordml" xmlns:w="http://schemas.openxmlformats.org/wordprocessingml/2006/main" ns1:Ignorable="w14 wp14">
   <w:body>
-    <w:p xmlns:wp14="http://schemas.microsoft.com/office/word/2010/wordml" wp14:textId="77777777">
-      <w:pPr>
-        <w:pStyle w:val="FirstParagraph"/>
-      </w:pPr>
-      <w:r>
-        <w:rPr/>
-        <w:t>1991 Hall of Fame Inductee Willie White – Littleton</w:t>
-      </w:r>
-      <w:r>
-        <w:rPr/>
-        <w:t xml:space="preserve"> </w:t>
-      </w:r>
-      <w:r>
-        <w:rPr/>
-        <w:t>Willie White has the distinction of earning a World Series ring from the Philadelphia Phillies as a</w:t>
-      </w:r>
-      <w:r>
-        <w:rPr/>
-        <w:t xml:space="preserve"> </w:t>
-      </w:r>
-      <w:r>
-        <w:rPr/>
-        <w:t xml:space="preserve">member of their scouting staff for </w:t>
-      </w:r>
-      <w:r>
-        <w:rPr/>
-        <w:t>nearly two</w:t>
-      </w:r>
-      <w:r>
-        <w:rPr/>
-        <w:t xml:space="preserve"> decades. While </w:t>
-      </w:r>
-      <w:r>
-        <w:rPr/>
-        <w:t>that’s</w:t>
-      </w:r>
-      <w:r>
-        <w:rPr/>
-        <w:t xml:space="preserve"> quite an achievement, Wilie has</w:t>
-      </w:r>
-      <w:r>
-        <w:rPr/>
-        <w:t xml:space="preserve"> </w:t>
-      </w:r>
-      <w:r>
-        <w:rPr/>
-        <w:t>certainly contributed to baseball on many other fronts.</w:t>
-      </w:r>
-      <w:r>
-        <w:rPr/>
-        <w:t xml:space="preserve"> </w:t>
-      </w:r>
-      <w:r>
-        <w:rPr/>
-        <w:t>The head baseball coach at Littleton High School from 1970-1990, Willie also coached in the summers.</w:t>
-      </w:r>
-      <w:r>
-        <w:rPr/>
-        <w:t xml:space="preserve"> </w:t>
-      </w:r>
-      <w:r>
-        <w:rPr/>
-        <w:t>His high school teams won two state championships. The field at Littleton High School is named for him.</w:t>
-      </w:r>
-      <w:r>
-        <w:rPr/>
-        <w:t xml:space="preserve"> </w:t>
-      </w:r>
-      <w:r>
-        <w:rPr/>
-        <w:t xml:space="preserve">A charter member of the CHSBCA and Dugout Club, Willie was the </w:t>
-      </w:r>
-      <w:r>
-        <w:rPr/>
-        <w:t>back bone</w:t>
-      </w:r>
-      <w:r>
-        <w:rPr/>
-        <w:t xml:space="preserve"> of the Colorado High</w:t>
-      </w:r>
-      <w:r>
-        <w:rPr/>
-        <w:t xml:space="preserve"> </w:t>
-      </w:r>
-      <w:r>
-        <w:rPr/>
-        <w:t>School All State Baseball games for many years that they were played at Englewood High School. He has</w:t>
-      </w:r>
-      <w:r>
-        <w:rPr/>
-        <w:t xml:space="preserve"> </w:t>
-      </w:r>
-      <w:r>
-        <w:rPr/>
-        <w:t xml:space="preserve">served on </w:t>
-      </w:r>
-      <w:r>
-        <w:rPr/>
-        <w:t>numerous</w:t>
-      </w:r>
-      <w:r>
-        <w:rPr/>
-        <w:t xml:space="preserve"> district, </w:t>
-      </w:r>
-      <w:r>
-        <w:rPr/>
-        <w:t>state</w:t>
-      </w:r>
-      <w:r>
-        <w:rPr/>
-        <w:t xml:space="preserve"> and local selection committees.</w:t>
-      </w:r>
-      <w:r>
-        <w:rPr/>
-        <w:t xml:space="preserve"> </w:t>
-      </w:r>
-      <w:r>
-        <w:rPr/>
-        <w:t>Coaching honors include being named Mr. Baseball by CHSAA in 1990 and CHSAA coach of the year in</w:t>
-      </w:r>
-      <w:r>
-        <w:rPr/>
-        <w:t xml:space="preserve"> </w:t>
-      </w:r>
-      <w:r>
-        <w:rPr/>
-        <w:t xml:space="preserve">1991. </w:t>
-      </w:r>
-      <w:r>
-        <w:rPr/>
-        <w:t>He’s</w:t>
-      </w:r>
-      <w:r>
-        <w:rPr/>
-        <w:t xml:space="preserve"> also a member of the South High School Hall of Fame and an honorary member of the</w:t>
-      </w:r>
-      <w:r>
-        <w:rPr/>
-        <w:t xml:space="preserve"> </w:t>
-      </w:r>
-      <w:r>
-        <w:rPr/>
-        <w:t>Colorado Baseball Umpires Association.</w:t>
-      </w:r>
-      <w:r>
-        <w:rPr/>
-        <w:t xml:space="preserve"> </w:t>
-      </w:r>
-      <w:r>
-        <w:rPr/>
-        <w:t xml:space="preserve">Willie is married to Margaret and has three daughters, two </w:t>
-      </w:r>
-      <w:r>
-        <w:rPr/>
-        <w:t>sons</w:t>
-      </w:r>
-      <w:r>
-        <w:rPr/>
-        <w:t xml:space="preserve"> and nine grandchildren.</w:t>
-      </w:r>
-    </w:p>
-    <w:p>
-      <w:pPr>
-        <w:pStyle w:val="BodyText"/>
-      </w:pPr>
-    </w:p>
-    <w:p>
-      <w:pPr>
-        <w:pStyle w:val="Title"/>
-      </w:pPr>
-      <w:r>
-        <w:rPr>
-          <w:noProof w:val="0"/>
-          <w:lang w:val="en-US"/>
-        </w:rPr>
-        <w:t>Revised Biography: Willie White</w:t>
-      </w:r>
-    </w:p>
-    <w:p>
+    <w:p ns2:paraId="304E9EE6" ns2:textId="4C8E1303">
       <w:pPr>
         <w:pStyle w:val="Subtitle"/>
         <w:rPr/>
@@ -193,7 +15,7 @@
         <w:t>1991 Hall of Fame Inductee – Littleton</w:t>
       </w:r>
     </w:p>
-    <w:p>
+    <w:p ns2:paraId="7B589D67" ns2:textId="1FE6656B">
       <w:pPr>
         <w:spacing w:before="0" w:beforeAutospacing="off" w:after="0" w:afterAutospacing="off" w:line="300" w:lineRule="auto"/>
         <w:rPr>
@@ -223,7 +45,7 @@
         <w:t>Willie White holds the unique distinction of earning a World Series ring with the Philadelphia Phillies as a longtime member of their scouting staff. While this achievement reflects his deep knowledge of the game, Willie’s influence on baseball extends across many levels and decades.</w:t>
       </w:r>
     </w:p>
-    <w:p>
+    <w:p ns2:paraId="6BCB4684" ns2:textId="02A83D57">
       <w:pPr>
         <w:spacing w:before="0" w:beforeAutospacing="off" w:after="0" w:afterAutospacing="off" w:line="300" w:lineRule="auto"/>
         <w:rPr>
@@ -309,7 +131,7 @@
         <w:t xml:space="preserve"> now bears his name.</w:t>
       </w:r>
     </w:p>
-    <w:p>
+    <w:p ns2:paraId="14EE752F" ns2:textId="4CA8CD0B">
       <w:pPr>
         <w:spacing w:before="0" w:beforeAutospacing="off" w:after="0" w:afterAutospacing="off" w:line="300" w:lineRule="auto"/>
         <w:rPr>
@@ -507,7 +329,7 @@
         <w:t xml:space="preserve"> district, state, and local selection committees.</w:t>
       </w:r>
     </w:p>
-    <w:p>
+    <w:p ns2:paraId="57A10AE2" ns2:textId="77EBF75A">
       <w:pPr>
         <w:spacing w:before="0" w:beforeAutospacing="off" w:after="0" w:afterAutospacing="off" w:line="300" w:lineRule="auto"/>
         <w:rPr>
@@ -705,7 +527,7 @@
         <w:t>).</w:t>
       </w:r>
     </w:p>
-    <w:p>
+    <w:p ns2:paraId="300285BF" ns2:textId="694A201D">
       <w:pPr>
         <w:spacing w:before="0" w:beforeAutospacing="off" w:after="0" w:afterAutospacing="off" w:line="300" w:lineRule="auto"/>
         <w:rPr>
@@ -735,7 +557,7 @@
         <w:t>Willie is married to Margaret and is the father of three daughters and two sons, with nine grandchildren who continue the family’s proud baseball legacy.</w:t>
       </w:r>
     </w:p>
-    <w:p>
+    <w:p ns2:paraId="535782AA" ns2:textId="2E8C163F">
       <w:pPr>
         <w:pStyle w:val="BodyText"/>
       </w:pPr>
